--- a/labs/lab-03/executive-brief.docx
+++ b/labs/lab-03/executive-brief.docx
@@ -12,7 +12,7 @@
     </w:p>
     <w:p>
       <w:r>
-        <w:t>Lab 03: Board memo and story</w:t>
+        <w:t>Lab 03: Excel analysis and Teams decisions</w:t>
       </w:r>
     </w:p>
     <w:p>
@@ -38,22 +38,22 @@
         <w:pStyle w:val="Heading2"/>
       </w:pPr>
       <w:r>
-        <w:t>NS-11: Word strategy memo</w:t>
+        <w:t>NS-11: Explore Excel data</w:t>
       </w:r>
     </w:p>
     <w:p>
       <w:r>
-        <w:t>Business input: A synthetic service improvement brief</w:t>
+        <w:t>Business input: Synthetic monthly service-volume workbook</w:t>
       </w:r>
     </w:p>
     <w:p>
       <w:r>
-        <w:t>Required output: Two-page strategy memo</w:t>
+        <w:t>Required output: Trend summary</w:t>
       </w:r>
     </w:p>
     <w:p>
       <w:r>
-        <w:t>Review gate: Human executive signs the recommendation</w:t>
+        <w:t>Review gate: Check chart and denominator against workbook</w:t>
       </w:r>
     </w:p>
     <w:p>
@@ -61,22 +61,22 @@
         <w:pStyle w:val="Heading2"/>
       </w:pPr>
       <w:r>
-        <w:t>NS-12: Recommendation logic</w:t>
+        <w:t>NS-12: Build a simple chart</w:t>
       </w:r>
     </w:p>
     <w:p>
       <w:r>
-        <w:t>Business input: Three options and a cost ceiling</w:t>
+        <w:t>Business input: Synthetic before-and-after service table</w:t>
       </w:r>
     </w:p>
     <w:p>
       <w:r>
-        <w:t>Required output: Recommendation with assumptions</w:t>
+        <w:t>Required output: Annotated comparison chart</w:t>
       </w:r>
     </w:p>
     <w:p>
       <w:r>
-        <w:t>Review gate: State rejected alternatives and rationale</w:t>
+        <w:t>Review gate: Use comparable periods and units</w:t>
       </w:r>
     </w:p>
     <w:p>
@@ -84,22 +84,22 @@
         <w:pStyle w:val="Heading2"/>
       </w:pPr>
       <w:r>
-        <w:t>NS-13: PowerPoint board story</w:t>
+        <w:t>NS-13: Prepare a Teams meeting</w:t>
       </w:r>
     </w:p>
     <w:p>
       <w:r>
-        <w:t>Business input: Approved strategy memo and metrics</w:t>
+        <w:t>Business input: Pilot objective, questions and decision owner</w:t>
       </w:r>
     </w:p>
     <w:p>
       <w:r>
-        <w:t>Required output: Five-slide board narrative</w:t>
+        <w:t>Required output: Decision agenda</w:t>
       </w:r>
     </w:p>
     <w:p>
       <w:r>
-        <w:t>Review gate: Every chart traces to approved numbers</w:t>
+        <w:t>Review gate: Chair confirms questions and owner</w:t>
       </w:r>
     </w:p>
     <w:p>
@@ -107,22 +107,22 @@
         <w:pStyle w:val="Heading2"/>
       </w:pPr>
       <w:r>
-        <w:t>NS-14: Decision appendix</w:t>
+        <w:t>NS-14: Review meeting recap</w:t>
       </w:r>
     </w:p>
     <w:p>
       <w:r>
-        <w:t>Business input: Risk and sensitivity notes</w:t>
+        <w:t>Business input: Synthetic Teams transcript and dissent note</w:t>
       </w:r>
     </w:p>
     <w:p>
       <w:r>
-        <w:t>Required output: Board appendix and question log</w:t>
+        <w:t>Required output: Validated action log</w:t>
       </w:r>
     </w:p>
     <w:p>
       <w:r>
-        <w:t>Review gate: Distinguish evidence from assumptions</w:t>
+        <w:t>Review gate: Chair checks speakers, owners and dates</w:t>
       </w:r>
     </w:p>
     <w:p>
@@ -130,22 +130,22 @@
         <w:pStyle w:val="Heading2"/>
       </w:pPr>
       <w:r>
-        <w:t>NS-15: Leadership communication</w:t>
+        <w:t>NS-15: Follow up after meeting</w:t>
       </w:r>
     </w:p>
     <w:p>
       <w:r>
-        <w:t>Business input: Approved board decision</w:t>
+        <w:t>Business input: Validated action log and unresolved questions</w:t>
       </w:r>
     </w:p>
     <w:p>
       <w:r>
-        <w:t>Required output: Change announcement for review</w:t>
+        <w:t>Required output: Reviewed follow-up message</w:t>
       </w:r>
     </w:p>
     <w:p>
       <w:r>
-        <w:t>Review gate: No send until approved by sponsor</w:t>
+        <w:t>Review gate: Owner approves external distribution</w:t>
       </w:r>
     </w:p>
     <w:sectPr>
